--- a/RN_EG_CBE_Billing_Template.docx
+++ b/RN_EG_CBE_Billing_Template.docx
@@ -5474,7 +5474,7 @@
             <w:tcBorders>
               <w:top w:val="single" w:sz="8" w:space="0" w:color="auto"/>
               <w:left w:val="single" w:sz="8" w:space="0" w:color="auto"/>
-              <w:bottom w:val="nil"/>
+              <w:bottom w:val="single" w:sz="8" w:space="0" w:color="auto"/>
               <w:right w:val="single" w:sz="8" w:space="0" w:color="auto"/>
             </w:tcBorders>
             <w:shd w:val="clear" w:color="000000" w:fill="003088"/>
@@ -5508,7 +5508,7 @@
             <w:tcBorders>
               <w:top w:val="single" w:sz="8" w:space="0" w:color="auto"/>
               <w:left w:val="nil"/>
-              <w:bottom w:val="nil"/>
+              <w:bottom w:val="single" w:sz="8" w:space="0" w:color="auto"/>
               <w:right w:val="single" w:sz="8" w:space="0" w:color="auto"/>
             </w:tcBorders>
             <w:shd w:val="clear" w:color="000000" w:fill="003088"/>
@@ -5542,7 +5542,7 @@
             <w:tcBorders>
               <w:top w:val="single" w:sz="8" w:space="0" w:color="auto"/>
               <w:left w:val="nil"/>
-              <w:bottom w:val="nil"/>
+              <w:bottom w:val="single" w:sz="8" w:space="0" w:color="auto"/>
               <w:right w:val="single" w:sz="8" w:space="0" w:color="auto"/>
             </w:tcBorders>
             <w:shd w:val="clear" w:color="000000" w:fill="003088"/>
@@ -5576,7 +5576,7 @@
             <w:tcBorders>
               <w:top w:val="single" w:sz="8" w:space="0" w:color="auto"/>
               <w:left w:val="nil"/>
-              <w:bottom w:val="nil"/>
+              <w:bottom w:val="single" w:sz="8" w:space="0" w:color="auto"/>
               <w:right w:val="single" w:sz="8" w:space="0" w:color="auto"/>
             </w:tcBorders>
             <w:shd w:val="clear" w:color="000000" w:fill="003088"/>
@@ -5610,7 +5610,7 @@
             <w:tcBorders>
               <w:top w:val="single" w:sz="8" w:space="0" w:color="auto"/>
               <w:left w:val="nil"/>
-              <w:bottom w:val="nil"/>
+              <w:bottom w:val="single" w:sz="8" w:space="0" w:color="auto"/>
               <w:right w:val="single" w:sz="8" w:space="0" w:color="auto"/>
             </w:tcBorders>
             <w:shd w:val="clear" w:color="000000" w:fill="003088"/>
@@ -5644,7 +5644,7 @@
             <w:tcBorders>
               <w:top w:val="single" w:sz="8" w:space="0" w:color="auto"/>
               <w:left w:val="nil"/>
-              <w:bottom w:val="nil"/>
+              <w:bottom w:val="single" w:sz="8" w:space="0" w:color="auto"/>
               <w:right w:val="single" w:sz="8" w:space="0" w:color="auto"/>
             </w:tcBorders>
             <w:shd w:val="clear" w:color="000000" w:fill="003088"/>
@@ -5670,6 +5670,155 @@
               </w:rPr>
               <w:t>Fixed Version</w:t>
             </w:r>
+          </w:p>
+        </w:tc>
+      </w:tr>
+      <w:tr>
+        <w:trPr>
+          <w:trHeight w:val="552"/>
+        </w:trPr>
+        <w:tc>
+          <w:tcPr>
+            <w:tcW w:w="1152" w:type="dxa"/>
+            <w:tcBorders>
+              <w:top w:val="single" w:sz="8" w:space="0" w:color="auto"/>
+              <w:left w:val="single" w:sz="8" w:space="0" w:color="auto"/>
+              <w:bottom w:val="single" w:sz="8" w:space="0" w:color="auto"/>
+              <w:right w:val="single" w:sz="8" w:space="0" w:color="auto"/>
+            </w:tcBorders>
+            <w:shd w:val="clear" w:color="auto" w:fill="auto"/>
+            <w:vAlign w:val="center"/>
+          </w:tcPr>
+          <w:p>
+            <w:pPr>
+              <w:jc w:val="center"/>
+              <w:rPr>
+                <w:rFonts w:cs="Arial"/>
+                <w:color w:val="FFFFFF"/>
+                <w:szCs w:val="22"/>
+                <w:lang w:eastAsia="en-US"/>
+              </w:rPr>
+            </w:pPr>
+          </w:p>
+        </w:tc>
+        <w:tc>
+          <w:tcPr>
+            <w:tcW w:w="1152" w:type="dxa"/>
+            <w:tcBorders>
+              <w:top w:val="single" w:sz="8" w:space="0" w:color="auto"/>
+              <w:left w:val="nil"/>
+              <w:bottom w:val="single" w:sz="8" w:space="0" w:color="auto"/>
+              <w:right w:val="single" w:sz="8" w:space="0" w:color="auto"/>
+            </w:tcBorders>
+            <w:shd w:val="clear" w:color="auto" w:fill="auto"/>
+            <w:vAlign w:val="center"/>
+          </w:tcPr>
+          <w:p>
+            <w:pPr>
+              <w:jc w:val="center"/>
+              <w:rPr>
+                <w:rFonts w:cs="Arial"/>
+                <w:color w:val="FFFFFF"/>
+                <w:szCs w:val="22"/>
+                <w:lang w:eastAsia="en-US"/>
+              </w:rPr>
+            </w:pPr>
+          </w:p>
+        </w:tc>
+        <w:tc>
+          <w:tcPr>
+            <w:tcW w:w="4320" w:type="dxa"/>
+            <w:tcBorders>
+              <w:top w:val="single" w:sz="8" w:space="0" w:color="auto"/>
+              <w:left w:val="nil"/>
+              <w:bottom w:val="single" w:sz="8" w:space="0" w:color="auto"/>
+              <w:right w:val="single" w:sz="8" w:space="0" w:color="auto"/>
+            </w:tcBorders>
+            <w:shd w:val="clear" w:color="auto" w:fill="auto"/>
+            <w:vAlign w:val="center"/>
+          </w:tcPr>
+          <w:p>
+            <w:pPr>
+              <w:jc w:val="center"/>
+              <w:rPr>
+                <w:rFonts w:cs="Arial"/>
+                <w:color w:val="FFFFFF"/>
+                <w:szCs w:val="22"/>
+                <w:lang w:eastAsia="en-US"/>
+              </w:rPr>
+            </w:pPr>
+          </w:p>
+        </w:tc>
+        <w:tc>
+          <w:tcPr>
+            <w:tcW w:w="1036" w:type="dxa"/>
+            <w:tcBorders>
+              <w:top w:val="single" w:sz="8" w:space="0" w:color="auto"/>
+              <w:left w:val="nil"/>
+              <w:bottom w:val="single" w:sz="8" w:space="0" w:color="auto"/>
+              <w:right w:val="single" w:sz="8" w:space="0" w:color="auto"/>
+            </w:tcBorders>
+            <w:shd w:val="clear" w:color="auto" w:fill="auto"/>
+            <w:vAlign w:val="center"/>
+          </w:tcPr>
+          <w:p>
+            <w:pPr>
+              <w:jc w:val="center"/>
+              <w:rPr>
+                <w:rFonts w:cs="Arial"/>
+                <w:color w:val="FFFFFF"/>
+                <w:szCs w:val="22"/>
+                <w:lang w:eastAsia="en-US"/>
+              </w:rPr>
+            </w:pPr>
+          </w:p>
+        </w:tc>
+        <w:tc>
+          <w:tcPr>
+            <w:tcW w:w="1011" w:type="dxa"/>
+            <w:tcBorders>
+              <w:top w:val="single" w:sz="8" w:space="0" w:color="auto"/>
+              <w:left w:val="nil"/>
+              <w:bottom w:val="single" w:sz="8" w:space="0" w:color="auto"/>
+              <w:right w:val="single" w:sz="8" w:space="0" w:color="auto"/>
+            </w:tcBorders>
+            <w:shd w:val="clear" w:color="auto" w:fill="auto"/>
+            <w:vAlign w:val="center"/>
+          </w:tcPr>
+          <w:p>
+            <w:pPr>
+              <w:jc w:val="center"/>
+              <w:rPr>
+                <w:rFonts w:cs="Arial"/>
+                <w:color w:val="FFFFFF"/>
+                <w:szCs w:val="22"/>
+                <w:lang w:eastAsia="en-US"/>
+              </w:rPr>
+            </w:pPr>
+          </w:p>
+        </w:tc>
+        <w:tc>
+          <w:tcPr>
+            <w:tcW w:w="962" w:type="dxa"/>
+            <w:tcBorders>
+              <w:top w:val="single" w:sz="8" w:space="0" w:color="auto"/>
+              <w:left w:val="nil"/>
+              <w:bottom w:val="single" w:sz="8" w:space="0" w:color="auto"/>
+              <w:right w:val="single" w:sz="8" w:space="0" w:color="auto"/>
+            </w:tcBorders>
+            <w:shd w:val="clear" w:color="auto" w:fill="auto"/>
+            <w:vAlign w:val="center"/>
+          </w:tcPr>
+          <w:p>
+            <w:pPr>
+              <w:jc w:val="center"/>
+              <w:rPr>
+                <w:rFonts w:cs="Arial"/>
+                <w:color w:val="FFFFFF"/>
+                <w:szCs w:val="22"/>
+                <w:lang w:eastAsia="en-US"/>
+              </w:rPr>
+            </w:pPr>
           </w:p>
         </w:tc>
       </w:tr>
@@ -5741,7 +5890,7 @@
             <w:tcBorders>
               <w:top w:val="single" w:sz="8" w:space="0" w:color="auto"/>
               <w:left w:val="single" w:sz="8" w:space="0" w:color="auto"/>
-              <w:bottom w:val="nil"/>
+              <w:bottom w:val="single" w:sz="8" w:space="0" w:color="auto"/>
               <w:right w:val="single" w:sz="8" w:space="0" w:color="auto"/>
             </w:tcBorders>
             <w:shd w:val="clear" w:color="000000" w:fill="003088"/>
@@ -5774,7 +5923,7 @@
             <w:tcBorders>
               <w:top w:val="single" w:sz="8" w:space="0" w:color="auto"/>
               <w:left w:val="nil"/>
-              <w:bottom w:val="nil"/>
+              <w:bottom w:val="single" w:sz="8" w:space="0" w:color="auto"/>
               <w:right w:val="single" w:sz="8" w:space="0" w:color="auto"/>
             </w:tcBorders>
             <w:shd w:val="clear" w:color="000000" w:fill="003088"/>
@@ -5807,7 +5956,7 @@
             <w:tcBorders>
               <w:top w:val="single" w:sz="8" w:space="0" w:color="auto"/>
               <w:left w:val="nil"/>
-              <w:bottom w:val="nil"/>
+              <w:bottom w:val="single" w:sz="8" w:space="0" w:color="auto"/>
               <w:right w:val="single" w:sz="8" w:space="0" w:color="auto"/>
             </w:tcBorders>
             <w:shd w:val="clear" w:color="000000" w:fill="003088"/>
@@ -5840,7 +5989,7 @@
             <w:tcBorders>
               <w:top w:val="single" w:sz="8" w:space="0" w:color="auto"/>
               <w:left w:val="nil"/>
-              <w:bottom w:val="nil"/>
+              <w:bottom w:val="single" w:sz="8" w:space="0" w:color="auto"/>
               <w:right w:val="single" w:sz="8" w:space="0" w:color="auto"/>
             </w:tcBorders>
             <w:shd w:val="clear" w:color="000000" w:fill="003088"/>
@@ -5873,7 +6022,7 @@
             <w:tcBorders>
               <w:top w:val="single" w:sz="8" w:space="0" w:color="auto"/>
               <w:left w:val="nil"/>
-              <w:bottom w:val="nil"/>
+              <w:bottom w:val="single" w:sz="8" w:space="0" w:color="auto"/>
               <w:right w:val="single" w:sz="8" w:space="0" w:color="auto"/>
             </w:tcBorders>
             <w:shd w:val="clear" w:color="000000" w:fill="003088"/>
@@ -5898,6 +6047,126 @@
               </w:rPr>
               <w:t>Severity</w:t>
             </w:r>
+          </w:p>
+        </w:tc>
+      </w:tr>
+      <w:tr>
+        <w:trPr>
+          <w:trHeight w:val="552"/>
+        </w:trPr>
+        <w:tc>
+          <w:tcPr>
+            <w:tcW w:w="1152" w:type="dxa"/>
+            <w:tcBorders>
+              <w:top w:val="single" w:sz="8" w:space="0" w:color="auto"/>
+              <w:left w:val="single" w:sz="8" w:space="0" w:color="auto"/>
+              <w:bottom w:val="single" w:sz="8" w:space="0" w:color="auto"/>
+              <w:right w:val="single" w:sz="8" w:space="0" w:color="auto"/>
+            </w:tcBorders>
+            <w:shd w:val="clear" w:color="auto" w:fill="auto"/>
+            <w:vAlign w:val="center"/>
+          </w:tcPr>
+          <w:p>
+            <w:pPr>
+              <w:rPr>
+                <w:rFonts w:cs="Arial"/>
+                <w:color w:val="FFFFFF"/>
+                <w:szCs w:val="22"/>
+                <w:lang w:eastAsia="en-US"/>
+              </w:rPr>
+            </w:pPr>
+          </w:p>
+        </w:tc>
+        <w:tc>
+          <w:tcPr>
+            <w:tcW w:w="1152" w:type="dxa"/>
+            <w:tcBorders>
+              <w:top w:val="single" w:sz="8" w:space="0" w:color="auto"/>
+              <w:left w:val="nil"/>
+              <w:bottom w:val="single" w:sz="8" w:space="0" w:color="auto"/>
+              <w:right w:val="single" w:sz="8" w:space="0" w:color="auto"/>
+            </w:tcBorders>
+            <w:shd w:val="clear" w:color="auto" w:fill="auto"/>
+            <w:vAlign w:val="center"/>
+          </w:tcPr>
+          <w:p>
+            <w:pPr>
+              <w:rPr>
+                <w:rFonts w:cs="Arial"/>
+                <w:color w:val="FFFFFF"/>
+                <w:szCs w:val="22"/>
+                <w:lang w:eastAsia="en-US"/>
+              </w:rPr>
+            </w:pPr>
+          </w:p>
+        </w:tc>
+        <w:tc>
+          <w:tcPr>
+            <w:tcW w:w="4320" w:type="dxa"/>
+            <w:tcBorders>
+              <w:top w:val="single" w:sz="8" w:space="0" w:color="auto"/>
+              <w:left w:val="nil"/>
+              <w:bottom w:val="single" w:sz="8" w:space="0" w:color="auto"/>
+              <w:right w:val="single" w:sz="8" w:space="0" w:color="auto"/>
+            </w:tcBorders>
+            <w:shd w:val="clear" w:color="auto" w:fill="auto"/>
+            <w:vAlign w:val="center"/>
+          </w:tcPr>
+          <w:p>
+            <w:pPr>
+              <w:rPr>
+                <w:rFonts w:cs="Arial"/>
+                <w:color w:val="FFFFFF"/>
+                <w:szCs w:val="22"/>
+                <w:lang w:eastAsia="en-US"/>
+              </w:rPr>
+            </w:pPr>
+          </w:p>
+        </w:tc>
+        <w:tc>
+          <w:tcPr>
+            <w:tcW w:w="1036" w:type="dxa"/>
+            <w:tcBorders>
+              <w:top w:val="single" w:sz="8" w:space="0" w:color="auto"/>
+              <w:left w:val="nil"/>
+              <w:bottom w:val="single" w:sz="8" w:space="0" w:color="auto"/>
+              <w:right w:val="single" w:sz="8" w:space="0" w:color="auto"/>
+            </w:tcBorders>
+            <w:shd w:val="clear" w:color="auto" w:fill="auto"/>
+            <w:vAlign w:val="center"/>
+          </w:tcPr>
+          <w:p>
+            <w:pPr>
+              <w:rPr>
+                <w:rFonts w:cs="Arial"/>
+                <w:color w:val="FFFFFF"/>
+                <w:szCs w:val="22"/>
+                <w:lang w:eastAsia="en-US"/>
+              </w:rPr>
+            </w:pPr>
+          </w:p>
+        </w:tc>
+        <w:tc>
+          <w:tcPr>
+            <w:tcW w:w="1011" w:type="dxa"/>
+            <w:tcBorders>
+              <w:top w:val="single" w:sz="8" w:space="0" w:color="auto"/>
+              <w:left w:val="nil"/>
+              <w:bottom w:val="single" w:sz="8" w:space="0" w:color="auto"/>
+              <w:right w:val="single" w:sz="8" w:space="0" w:color="auto"/>
+            </w:tcBorders>
+            <w:shd w:val="clear" w:color="auto" w:fill="auto"/>
+            <w:vAlign w:val="center"/>
+          </w:tcPr>
+          <w:p>
+            <w:pPr>
+              <w:rPr>
+                <w:rFonts w:cs="Arial"/>
+                <w:color w:val="FFFFFF"/>
+                <w:szCs w:val="22"/>
+                <w:lang w:eastAsia="en-US"/>
+              </w:rPr>
+            </w:pPr>
           </w:p>
         </w:tc>
       </w:tr>
@@ -11629,19 +11898,18 @@
 </file>
 
 <file path=customXml/item1.xml><?xml version="1.0" encoding="utf-8"?>
-<?mso-contentType ?>
-<FormTemplates xmlns="http://schemas.microsoft.com/sharepoint/v3/contenttype/forms">
-  <Display>DocumentLibraryForm</Display>
-  <Edit>DocumentLibraryForm</Edit>
-  <New>DocumentLibraryForm</New>
-</FormTemplates>
+<p:properties xmlns:p="http://schemas.microsoft.com/office/2006/metadata/properties" xmlns:xsi="http://www.w3.org/2001/XMLSchema-instance" xmlns:pc="http://schemas.microsoft.com/office/infopath/2007/PartnerControls">
+  <documentManagement>
+    <_Flow_SignoffStatus xmlns="ffc52790-08de-4e40-95fa-205a43020b14" xsi:nil="true"/>
+    <TaxCatchAll xmlns="e5980f19-0625-4226-989f-c8acd9836771" xsi:nil="true"/>
+    <lcf76f155ced4ddcb4097134ff3c332f xmlns="ffc52790-08de-4e40-95fa-205a43020b14">
+      <Terms xmlns="http://schemas.microsoft.com/office/infopath/2007/PartnerControls"/>
+    </lcf76f155ced4ddcb4097134ff3c332f>
+  </documentManagement>
+</p:properties>
 </file>
 
 <file path=customXml/item2.xml><?xml version="1.0" encoding="utf-8"?>
-<b:Sources xmlns:b="http://schemas.openxmlformats.org/officeDocument/2006/bibliography" xmlns="http://schemas.openxmlformats.org/officeDocument/2006/bibliography" SelectedStyle="\APASixthEditionOfficeOnline.xsl" StyleName="APA" Version="6"/>
-</file>
-
-<file path=customXml/item3.xml><?xml version="1.0" encoding="utf-8"?>
 <ct:contentTypeSchema xmlns:ct="http://schemas.microsoft.com/office/2006/metadata/contentType" xmlns:ma="http://schemas.microsoft.com/office/2006/metadata/properties/metaAttributes" ct:_="" ma:_="" ma:contentTypeName="Document" ma:contentTypeID="0x01010098C1A2CAAF95BA4296B1DDD59C1D698B" ma:contentTypeVersion="16" ma:contentTypeDescription="Crée un document." ma:contentTypeScope="" ma:versionID="574e12a6da0e3e9bdcedbafa3eabec30">
   <xsd:schema xmlns:xsd="http://www.w3.org/2001/XMLSchema" xmlns:xs="http://www.w3.org/2001/XMLSchema" xmlns:p="http://schemas.microsoft.com/office/2006/metadata/properties" xmlns:ns2="e5980f19-0625-4226-989f-c8acd9836771" xmlns:ns3="ffc52790-08de-4e40-95fa-205a43020b14" targetNamespace="http://schemas.microsoft.com/office/2006/metadata/properties" ma:root="true" ma:fieldsID="626423ed85b4bdd3fe82a094a79dbe68" ns2:_="" ns3:_="">
     <xsd:import namespace="e5980f19-0625-4226-989f-c8acd9836771"/>
@@ -11882,35 +12150,31 @@
 </ct:contentTypeSchema>
 </file>
 
+<file path=customXml/item3.xml><?xml version="1.0" encoding="utf-8"?>
+<b:Sources xmlns:b="http://schemas.openxmlformats.org/officeDocument/2006/bibliography" xmlns="http://schemas.openxmlformats.org/officeDocument/2006/bibliography" SelectedStyle="\APASixthEditionOfficeOnline.xsl" StyleName="APA" Version="6"/>
+</file>
+
 <file path=customXml/item4.xml><?xml version="1.0" encoding="utf-8"?>
-<p:properties xmlns:p="http://schemas.microsoft.com/office/2006/metadata/properties" xmlns:xsi="http://www.w3.org/2001/XMLSchema-instance" xmlns:pc="http://schemas.microsoft.com/office/infopath/2007/PartnerControls">
-  <documentManagement>
-    <_Flow_SignoffStatus xmlns="ffc52790-08de-4e40-95fa-205a43020b14" xsi:nil="true"/>
-    <TaxCatchAll xmlns="e5980f19-0625-4226-989f-c8acd9836771" xsi:nil="true"/>
-    <lcf76f155ced4ddcb4097134ff3c332f xmlns="ffc52790-08de-4e40-95fa-205a43020b14">
-      <Terms xmlns="http://schemas.microsoft.com/office/infopath/2007/PartnerControls"/>
-    </lcf76f155ced4ddcb4097134ff3c332f>
-  </documentManagement>
-</p:properties>
+<?mso-contentType ?>
+<FormTemplates xmlns="http://schemas.microsoft.com/sharepoint/v3/contenttype/forms">
+  <Display>DocumentLibraryForm</Display>
+  <Edit>DocumentLibraryForm</Edit>
+  <New>DocumentLibraryForm</New>
+</FormTemplates>
 </file>
 
 <file path=customXml/itemProps1.xml><?xml version="1.0" encoding="utf-8"?>
-<ds:datastoreItem xmlns:ds="http://schemas.openxmlformats.org/officeDocument/2006/customXml" ds:itemID="{DD3538D7-357F-41F7-B072-04529161FA6D}">
+<ds:datastoreItem xmlns:ds="http://schemas.openxmlformats.org/officeDocument/2006/customXml" ds:itemID="{F0E1CC97-E211-46B2-92BF-044BC205BC58}">
   <ds:schemaRefs>
-    <ds:schemaRef ds:uri="http://schemas.microsoft.com/sharepoint/v3/contenttype/forms"/>
+    <ds:schemaRef ds:uri="http://schemas.microsoft.com/office/2006/metadata/properties"/>
+    <ds:schemaRef ds:uri="http://schemas.microsoft.com/office/infopath/2007/PartnerControls"/>
+    <ds:schemaRef ds:uri="ffc52790-08de-4e40-95fa-205a43020b14"/>
+    <ds:schemaRef ds:uri="e5980f19-0625-4226-989f-c8acd9836771"/>
   </ds:schemaRefs>
 </ds:datastoreItem>
 </file>
 
 <file path=customXml/itemProps2.xml><?xml version="1.0" encoding="utf-8"?>
-<ds:datastoreItem xmlns:ds="http://schemas.openxmlformats.org/officeDocument/2006/customXml" ds:itemID="{2F4F7882-120D-407A-844D-755E47357F37}">
-  <ds:schemaRefs>
-    <ds:schemaRef ds:uri="http://schemas.openxmlformats.org/officeDocument/2006/bibliography"/>
-  </ds:schemaRefs>
-</ds:datastoreItem>
-</file>
-
-<file path=customXml/itemProps3.xml><?xml version="1.0" encoding="utf-8"?>
 <ds:datastoreItem xmlns:ds="http://schemas.openxmlformats.org/officeDocument/2006/customXml" ds:itemID="{F28AF220-FE12-4142-8961-333C0C10BC6E}">
   <ds:schemaRefs>
     <ds:schemaRef ds:uri="http://schemas.microsoft.com/office/2006/metadata/contentType"/>
@@ -11929,13 +12193,18 @@
 </ds:datastoreItem>
 </file>
 
+<file path=customXml/itemProps3.xml><?xml version="1.0" encoding="utf-8"?>
+<ds:datastoreItem xmlns:ds="http://schemas.openxmlformats.org/officeDocument/2006/customXml" ds:itemID="{2F4F7882-120D-407A-844D-755E47357F37}">
+  <ds:schemaRefs>
+    <ds:schemaRef ds:uri="http://schemas.openxmlformats.org/officeDocument/2006/bibliography"/>
+  </ds:schemaRefs>
+</ds:datastoreItem>
+</file>
+
 <file path=customXml/itemProps4.xml><?xml version="1.0" encoding="utf-8"?>
-<ds:datastoreItem xmlns:ds="http://schemas.openxmlformats.org/officeDocument/2006/customXml" ds:itemID="{F0E1CC97-E211-46B2-92BF-044BC205BC58}">
+<ds:datastoreItem xmlns:ds="http://schemas.openxmlformats.org/officeDocument/2006/customXml" ds:itemID="{DD3538D7-357F-41F7-B072-04529161FA6D}">
   <ds:schemaRefs>
-    <ds:schemaRef ds:uri="http://schemas.microsoft.com/office/2006/metadata/properties"/>
-    <ds:schemaRef ds:uri="http://schemas.microsoft.com/office/infopath/2007/PartnerControls"/>
-    <ds:schemaRef ds:uri="ffc52790-08de-4e40-95fa-205a43020b14"/>
-    <ds:schemaRef ds:uri="e5980f19-0625-4226-989f-c8acd9836771"/>
+    <ds:schemaRef ds:uri="http://schemas.microsoft.com/sharepoint/v3/contenttype/forms"/>
   </ds:schemaRefs>
 </ds:datastoreItem>
 </file>
